--- a/docs/GAP_ANALYSIS/MASTER_PRODUCT_AUDIT.docx
+++ b/docs/GAP_ANALYSIS/MASTER_PRODUCT_AUDIT.docx
@@ -305,10 +305,10 @@
           <w:b/>
           <w:bCs/>
         </w:rPr>
-        <w:t xml:space="preserve">Plaintext passwords are stored permanently and displayed to admins. </w:t>
-      </w:r>
-      <w:r>
-        <w:t xml:space="preserve">A `plain_password` column on both `users` and tenant `users` tables is written on account creation and never cleared — the cleanup service exists but is never called. Any database compromise, or any authorized-but-malicious admin, exposes live, working credentials for every student/teacher/staff account, not just password hashes. (FRD-15)</w:t>
+        <w:t xml:space="preserve">Admin credential retrieval for students/teachers is a confirmed legitimate requirement, but its implementation has three unfinished safeguards. </w:t>
+      </w:r>
+      <w:r>
+        <w:t xml:space="preserve">Schools need to look up and hand out student passwords directly (most students can't self-service an email reset) — that requirement is not in question. What is: the `plain_password` column's own cleanup service (`clearStoredPlainPassword()`) is never called, so it persists indefinitely instead of clearing after first login; the column is stored raw rather than application-encrypted; and there is no dedicated permission or audit trail specifically for viewing it. All three are additive fixes that keep today's admin workflow unchanged. (FRD-15)</w:t>
       </w:r>
     </w:p>
     <w:p>
@@ -1026,11 +1026,11 @@
               <w:rPr>
                 <w:b/>
                 <w:bCs/>
-                <w:color w:val="C00000"/>
-                <w:sz w:val="18"/>
-                <w:szCs w:val="18"/>
-              </w:rPr>
-              <w:t xml:space="preserve">4 / 10</w:t>
+                <w:color w:val="BF8F00"/>
+                <w:sz w:val="18"/>
+                <w:szCs w:val="18"/>
+              </w:rPr>
+              <w:t xml:space="preserve">5 / 10</w:t>
             </w:r>
           </w:p>
         </w:tc>
@@ -1056,7 +1056,7 @@
                 <w:sz w:val="18"/>
                 <w:szCs w:val="18"/>
               </w:rPr>
-              <w:t xml:space="preserve">Dragged down decisively by the permanent plaintext-password store and the State Admin tenant-isolation leak; otherwise CSRF/tenant-ownership checks are mostly sound.</w:t>
+              <w:t xml:space="preserve">Dragged down by the State Admin tenant-isolation leak and three unfinished safeguards around the (legitimate, client-confirmed) admin password-retrieval feature — unwired cleanup, no encryption-at-rest, no dedicated view-audit; otherwise CSRF/tenant-ownership checks are mostly sound.</w:t>
             </w:r>
           </w:p>
         </w:tc>
